--- a/GameTemplate/ゲームの説明.docx
+++ b/GameTemplate/ゲームの説明.docx
@@ -199,9 +199,19 @@
     <w:p>
       <w:pPr>
         <w:rPr>
-          <w:u w:val="single"/>
-        </w:rPr>
-      </w:pPr>
+          <w:rFonts w:hint="eastAsia"/>
+          <w:b/>
+          <w:u w:val="single"/>
+        </w:rPr>
+      </w:pPr>
+      <w:r>
+        <w:rPr>
+          <w:rFonts w:hint="eastAsia"/>
+          <w:b/>
+          <w:u w:val="single"/>
+        </w:rPr>
+        <w:t>（アイテム取って大きい時だけR1で変な弾が打てます）</w:t>
+      </w:r>
     </w:p>
     <w:p>
       <w:pPr>
@@ -237,244 +247,238 @@
         </w:rPr>
         <w:t>取得できます。</w:t>
       </w:r>
-    </w:p>
-    <w:p>
-      <w:pPr>
-        <w:rPr>
-          <w:b/>
-          <w:szCs w:val="21"/>
-        </w:rPr>
-      </w:pPr>
-      <w:r>
-        <w:rPr>
-          <w:rFonts w:hint="eastAsia"/>
-          <w:b/>
-          <w:szCs w:val="21"/>
-        </w:rPr>
-        <w:t>・クリボーもどき</w:t>
-      </w:r>
-    </w:p>
-    <w:p>
-      <w:r>
-        <w:rPr>
-          <w:rFonts w:hint="eastAsia"/>
-        </w:rPr>
-        <w:t xml:space="preserve">　一定距離近づくと追跡し、離れると元の位置に帰っていきます。踏むと</w:t>
-      </w:r>
-      <w:r>
-        <w:rPr>
-          <w:rFonts w:hint="eastAsia"/>
-        </w:rPr>
-        <w:t>倒せます</w:t>
-      </w:r>
-      <w:r>
-        <w:rPr>
-          <w:rFonts w:hint="eastAsia"/>
-        </w:rPr>
-        <w:t>。</w:t>
-      </w:r>
-    </w:p>
-    <w:p>
-      <w:pPr>
-        <w:rPr>
-          <w:b/>
-          <w:szCs w:val="21"/>
-        </w:rPr>
-      </w:pPr>
-      <w:r>
-        <w:rPr>
-          <w:rFonts w:hint="eastAsia"/>
-          <w:b/>
-          <w:szCs w:val="21"/>
-        </w:rPr>
-        <w:t>・ジャンプクリボー</w:t>
-      </w:r>
-    </w:p>
-    <w:p>
-      <w:r>
-        <w:rPr>
-          <w:rFonts w:hint="eastAsia"/>
-        </w:rPr>
-        <w:t xml:space="preserve">　ジャンプしながらただ往復するだけです。踏むと倒せます。</w:t>
-      </w:r>
-    </w:p>
-    <w:p>
-      <w:pPr>
-        <w:rPr>
-          <w:b/>
-        </w:rPr>
-      </w:pPr>
-      <w:r>
-        <w:rPr>
-          <w:rFonts w:hint="eastAsia"/>
-          <w:b/>
-        </w:rPr>
-        <w:t>・カメ</w:t>
-      </w:r>
-    </w:p>
-    <w:p>
-      <w:r>
-        <w:rPr>
-          <w:rFonts w:hint="eastAsia"/>
-        </w:rPr>
-        <w:t xml:space="preserve">　踏むと甲羅になり、ヒップドロップだと潰れます。甲羅はもう一度触れると弾かれていきます。甲羅が敵に当たると倒せます。あとコインも当たると取得されます。</w:t>
-      </w:r>
-    </w:p>
-    <w:p>
-      <w:pPr>
-        <w:rPr>
-          <w:b/>
-        </w:rPr>
-      </w:pPr>
-      <w:r>
-        <w:rPr>
-          <w:rFonts w:hint="eastAsia"/>
-          <w:b/>
-        </w:rPr>
-        <w:t>・ワープ床</w:t>
-      </w:r>
-    </w:p>
-    <w:p>
-      <w:r>
-        <w:rPr>
-          <w:rFonts w:hint="eastAsia"/>
-        </w:rPr>
-        <w:t xml:space="preserve">　乗ると停止し回転し始めワープします。ワープ後は回転がおさまり次第動けます。</w:t>
-      </w:r>
-    </w:p>
-    <w:p>
-      <w:pPr>
-        <w:rPr>
-          <w:b/>
-        </w:rPr>
-      </w:pPr>
-      <w:r>
-        <w:rPr>
-          <w:rFonts w:hint="eastAsia"/>
-          <w:b/>
-        </w:rPr>
-        <w:t>・ジャンプ床</w:t>
-      </w:r>
-    </w:p>
-    <w:p>
-      <w:r>
-        <w:rPr>
-          <w:rFonts w:hint="eastAsia"/>
-        </w:rPr>
-        <w:t xml:space="preserve">　乗るとジャンプします。</w:t>
-      </w:r>
-    </w:p>
-    <w:p>
-      <w:pPr>
-        <w:rPr>
-          <w:b/>
-        </w:rPr>
-      </w:pPr>
-      <w:r>
-        <w:rPr>
-          <w:rFonts w:hint="eastAsia"/>
-          <w:b/>
-        </w:rPr>
-        <w:t>・移動床</w:t>
-      </w:r>
-    </w:p>
-    <w:p>
-      <w:r>
-        <w:rPr>
-          <w:rFonts w:hint="eastAsia"/>
-        </w:rPr>
-        <w:t xml:space="preserve">　乗ると移動できます。乗ってるときにジャンプすると少しだけ慣性が働きます。</w:t>
-      </w:r>
-    </w:p>
-    <w:p>
-      <w:pPr>
-        <w:rPr>
-          <w:b/>
-        </w:rPr>
-      </w:pPr>
-      <w:r>
-        <w:rPr>
-          <w:rFonts w:hint="eastAsia"/>
-          <w:b/>
-        </w:rPr>
-        <w:t>・はてなボックス</w:t>
-      </w:r>
-    </w:p>
-    <w:p>
-      <w:r>
-        <w:rPr>
-          <w:rFonts w:hint="eastAsia"/>
-        </w:rPr>
-        <w:t xml:space="preserve">　下から叩くとアイテムが出てきます。</w:t>
-      </w:r>
-    </w:p>
-    <w:p>
-      <w:pPr>
-        <w:rPr>
-          <w:b/>
-        </w:rPr>
-      </w:pPr>
-      <w:r>
-        <w:rPr>
-          <w:rFonts w:hint="eastAsia"/>
-          <w:b/>
-        </w:rPr>
-        <w:t>・アイテム（みかん）</w:t>
-      </w:r>
-    </w:p>
-    <w:p>
-      <w:r>
-        <w:rPr>
-          <w:rFonts w:hint="eastAsia"/>
-        </w:rPr>
-        <w:t xml:space="preserve">　取得すると大きくなります。大きい間は敵に当たってもHPは減らず小さく戻ります。</w:t>
-      </w:r>
-    </w:p>
-    <w:p>
-      <w:r>
-        <w:rPr>
-          <w:rFonts w:hint="eastAsia"/>
-          <w:b/>
-        </w:rPr>
-        <w:t>・スコア</w:t>
-      </w:r>
-    </w:p>
-    <w:p>
-      <w:r>
-        <w:rPr>
-          <w:rFonts w:hint="eastAsia"/>
-          <w:b/>
-        </w:rPr>
-        <w:t xml:space="preserve">　</w:t>
-      </w:r>
-      <w:r>
-        <w:rPr>
-          <w:rFonts w:hint="eastAsia"/>
-        </w:rPr>
-        <w:t>コイン</w:t>
-      </w:r>
-      <w:r>
-        <w:rPr>
-          <w:rFonts w:hint="eastAsia"/>
-        </w:rPr>
-        <w:t>取得</w:t>
-      </w:r>
-      <w:r>
-        <w:rPr>
-          <w:rFonts w:hint="eastAsia"/>
-        </w:rPr>
-        <w:t>と敵を倒すと増えます。</w:t>
-      </w:r>
-    </w:p>
-    <w:p>
-      <w:pPr>
-        <w:rPr>
-          <w:rFonts w:hint="eastAsia"/>
-        </w:rPr>
-      </w:pPr>
       <w:bookmarkStart w:id="0" w:name="_GoBack"/>
       <w:bookmarkEnd w:id="0"/>
     </w:p>
+    <w:p>
+      <w:pPr>
+        <w:rPr>
+          <w:b/>
+          <w:szCs w:val="21"/>
+        </w:rPr>
+      </w:pPr>
+      <w:r>
+        <w:rPr>
+          <w:rFonts w:hint="eastAsia"/>
+          <w:b/>
+          <w:szCs w:val="21"/>
+        </w:rPr>
+        <w:t>・クリボーもどき</w:t>
+      </w:r>
+    </w:p>
+    <w:p>
+      <w:r>
+        <w:rPr>
+          <w:rFonts w:hint="eastAsia"/>
+        </w:rPr>
+        <w:t xml:space="preserve">　一定距離近づくと追跡し、離れると元の位置に帰っていきます。踏むと</w:t>
+      </w:r>
+      <w:r>
+        <w:rPr>
+          <w:rFonts w:hint="eastAsia"/>
+        </w:rPr>
+        <w:t>倒せます</w:t>
+      </w:r>
+      <w:r>
+        <w:rPr>
+          <w:rFonts w:hint="eastAsia"/>
+        </w:rPr>
+        <w:t>。</w:t>
+      </w:r>
+    </w:p>
+    <w:p>
+      <w:pPr>
+        <w:rPr>
+          <w:b/>
+          <w:szCs w:val="21"/>
+        </w:rPr>
+      </w:pPr>
+      <w:r>
+        <w:rPr>
+          <w:rFonts w:hint="eastAsia"/>
+          <w:b/>
+          <w:szCs w:val="21"/>
+        </w:rPr>
+        <w:t>・ジャンプクリボー</w:t>
+      </w:r>
+    </w:p>
+    <w:p>
+      <w:r>
+        <w:rPr>
+          <w:rFonts w:hint="eastAsia"/>
+        </w:rPr>
+        <w:t xml:space="preserve">　ジャンプしながらただ往復するだけです。踏むと倒せます。</w:t>
+      </w:r>
+    </w:p>
+    <w:p>
+      <w:pPr>
+        <w:rPr>
+          <w:b/>
+        </w:rPr>
+      </w:pPr>
+      <w:r>
+        <w:rPr>
+          <w:rFonts w:hint="eastAsia"/>
+          <w:b/>
+        </w:rPr>
+        <w:t>・カメ</w:t>
+      </w:r>
+    </w:p>
+    <w:p>
+      <w:r>
+        <w:rPr>
+          <w:rFonts w:hint="eastAsia"/>
+        </w:rPr>
+        <w:t xml:space="preserve">　踏むと甲羅になり、ヒップドロップだと潰れます。甲羅はもう一度触れると弾かれていきます。甲羅が敵に当たると倒せます。あとコインも当たると取得されます。</w:t>
+      </w:r>
+    </w:p>
+    <w:p>
+      <w:pPr>
+        <w:rPr>
+          <w:b/>
+        </w:rPr>
+      </w:pPr>
+      <w:r>
+        <w:rPr>
+          <w:rFonts w:hint="eastAsia"/>
+          <w:b/>
+        </w:rPr>
+        <w:t>・ワープ床</w:t>
+      </w:r>
+    </w:p>
+    <w:p>
+      <w:r>
+        <w:rPr>
+          <w:rFonts w:hint="eastAsia"/>
+        </w:rPr>
+        <w:t xml:space="preserve">　乗ると停止し回転し始めワープします。ワープ後は回転がおさまり次第動けます。</w:t>
+      </w:r>
+    </w:p>
+    <w:p>
+      <w:pPr>
+        <w:rPr>
+          <w:b/>
+        </w:rPr>
+      </w:pPr>
+      <w:r>
+        <w:rPr>
+          <w:rFonts w:hint="eastAsia"/>
+          <w:b/>
+        </w:rPr>
+        <w:t>・ジャンプ床</w:t>
+      </w:r>
+    </w:p>
+    <w:p>
+      <w:r>
+        <w:rPr>
+          <w:rFonts w:hint="eastAsia"/>
+        </w:rPr>
+        <w:t xml:space="preserve">　乗るとジャンプします。</w:t>
+      </w:r>
+    </w:p>
+    <w:p>
+      <w:pPr>
+        <w:rPr>
+          <w:b/>
+        </w:rPr>
+      </w:pPr>
+      <w:r>
+        <w:rPr>
+          <w:rFonts w:hint="eastAsia"/>
+          <w:b/>
+        </w:rPr>
+        <w:t>・移動床</w:t>
+      </w:r>
+    </w:p>
+    <w:p>
+      <w:r>
+        <w:rPr>
+          <w:rFonts w:hint="eastAsia"/>
+        </w:rPr>
+        <w:t xml:space="preserve">　乗ると移動できます。乗ってるときにジャンプすると少しだけ慣性が働きます。</w:t>
+      </w:r>
+    </w:p>
+    <w:p>
+      <w:pPr>
+        <w:rPr>
+          <w:b/>
+        </w:rPr>
+      </w:pPr>
+      <w:r>
+        <w:rPr>
+          <w:rFonts w:hint="eastAsia"/>
+          <w:b/>
+        </w:rPr>
+        <w:t>・はてなボックス</w:t>
+      </w:r>
+    </w:p>
+    <w:p>
+      <w:r>
+        <w:rPr>
+          <w:rFonts w:hint="eastAsia"/>
+        </w:rPr>
+        <w:t xml:space="preserve">　下から叩くとアイテムが出てきます。</w:t>
+      </w:r>
+    </w:p>
+    <w:p>
+      <w:pPr>
+        <w:rPr>
+          <w:b/>
+        </w:rPr>
+      </w:pPr>
+      <w:r>
+        <w:rPr>
+          <w:rFonts w:hint="eastAsia"/>
+          <w:b/>
+        </w:rPr>
+        <w:t>・アイテム（みかん）</w:t>
+      </w:r>
+    </w:p>
+    <w:p>
+      <w:r>
+        <w:rPr>
+          <w:rFonts w:hint="eastAsia"/>
+        </w:rPr>
+        <w:t xml:space="preserve">　取得すると大きくなります。大きい間は敵に当たってもHPは減らず小さく戻ります。</w:t>
+      </w:r>
+    </w:p>
+    <w:p>
+      <w:r>
+        <w:rPr>
+          <w:rFonts w:hint="eastAsia"/>
+          <w:b/>
+        </w:rPr>
+        <w:t>・スコア</w:t>
+      </w:r>
+    </w:p>
+    <w:p>
+      <w:r>
+        <w:rPr>
+          <w:rFonts w:hint="eastAsia"/>
+          <w:b/>
+        </w:rPr>
+        <w:t xml:space="preserve">　</w:t>
+      </w:r>
+      <w:r>
+        <w:rPr>
+          <w:rFonts w:hint="eastAsia"/>
+        </w:rPr>
+        <w:t>コイン</w:t>
+      </w:r>
+      <w:r>
+        <w:rPr>
+          <w:rFonts w:hint="eastAsia"/>
+        </w:rPr>
+        <w:t>取得</w:t>
+      </w:r>
+      <w:r>
+        <w:rPr>
+          <w:rFonts w:hint="eastAsia"/>
+        </w:rPr>
+        <w:t>と敵を倒すと増えます。</w:t>
+      </w:r>
+    </w:p>
+    <w:p/>
     <w:sectPr>
       <w:pgSz w:w="11906" w:h="16838"/>
       <w:pgMar w:top="1985" w:right="1701" w:bottom="1701" w:left="1701" w:header="851" w:footer="992" w:gutter="0"/>
